--- a/public/assets/files/niestacjonarne/MHE.docx
+++ b/public/assets/files/niestacjonarne/MHE.docx
@@ -522,6 +522,7 @@
                 <w:i w:val="0"/>
                 <w:sz w:val="22"/>
               </w:rPr>
+              <w:t>I</w:t>
             </w:r>
           </w:p>
         </w:tc>
@@ -559,6 +560,7 @@
                 <w:i w:val="0"/>
                 <w:sz w:val="22"/>
               </w:rPr>
+              <w:t>obligatoryjny</w:t>
             </w:r>
           </w:p>
         </w:tc>

--- a/public/assets/files/niestacjonarne/MHE.docx
+++ b/public/assets/files/niestacjonarne/MHE.docx
@@ -680,12 +680,22 @@
         <w:tblW w:w="5000" w:type="pct"/>
       </w:tblPr>
       <w:tblGrid>
-        <w:gridCol w:w="9972"/>
+        <w:gridCol w:w="997"/>
+        <w:gridCol w:w="997"/>
+        <w:gridCol w:w="997"/>
+        <w:gridCol w:w="997"/>
+        <w:gridCol w:w="997"/>
+        <w:gridCol w:w="997"/>
+        <w:gridCol w:w="997"/>
+        <w:gridCol w:w="997"/>
+        <w:gridCol w:w="997"/>
+        <w:gridCol w:w="997"/>
       </w:tblGrid>
       <w:tr>
         <w:tc>
           <w:tcPr>
-            <w:tcW w:type="dxa" w:w="9972"/>
+            <w:tcW w:type="dxa" w:w="9970"/>
+            <w:gridSpan w:val="10"/>
             <w:shd w:val="clear" w:color="auto" w:fill="D9D9D9"/>
           </w:tcPr>
           <w:p>
@@ -704,31 +714,34 @@
           </w:p>
         </w:tc>
       </w:tr>
-    </w:tbl>
-    <w:tbl>
-      <w:tblPr>
-        <w:tblW w:type="auto" w:w="0"/>
-        <w:tblLook w:firstColumn="1" w:firstRow="1" w:lastColumn="0" w:lastRow="0" w:noHBand="0" w:noVBand="1" w:val="04A0"/>
-        <w:tblBorders>
-          <w:top w:val="single" w:sz="4" w:space="0" w:color="000000"/>
-          <w:left w:val="single" w:sz="4" w:space="0" w:color="000000"/>
-          <w:bottom w:val="single" w:sz="4" w:space="0" w:color="000000"/>
-          <w:right w:val="single" w:sz="4" w:space="0" w:color="000000"/>
-          <w:insideH w:val="single" w:sz="4" w:space="0" w:color="000000"/>
-          <w:insideV w:val="single" w:sz="4" w:space="0" w:color="000000"/>
-        </w:tblBorders>
-        <w:tblW w:w="5000" w:type="pct"/>
-      </w:tblPr>
-      <w:tblGrid>
-        <w:gridCol w:w="2493"/>
-        <w:gridCol w:w="2493"/>
-        <w:gridCol w:w="2493"/>
-        <w:gridCol w:w="2493"/>
-      </w:tblGrid>
       <w:tr>
         <w:tc>
           <w:tcPr>
-            <w:tcW w:type="dxa" w:w="2493"/>
+            <w:tcW w:type="dxa" w:w="9970"/>
+            <w:gridSpan w:val="10"/>
+            <w:shd w:val="clear" w:color="auto" w:fill="D9D9D9"/>
+          </w:tcPr>
+          <w:p>
+            <w:pPr>
+              <w:spacing w:before="20" w:after="20"/>
+            </w:pPr>
+            <w:r>
+              <w:rPr>
+                <w:rFonts w:ascii="Aptos" w:hAnsi="Aptos"/>
+                <w:b w:val="0"/>
+                <w:i w:val="0"/>
+                <w:sz w:val="16"/>
+              </w:rPr>
+              <w:t>Wymiar godzinowy (liczba godzin w semestrze)</w:t>
+            </w:r>
+          </w:p>
+        </w:tc>
+      </w:tr>
+      <w:tr>
+        <w:tc>
+          <w:tcPr>
+            <w:tcW w:type="dxa" w:w="1994"/>
+            <w:gridSpan w:val="2"/>
             <w:shd w:val="clear" w:color="auto" w:fill="D9D9D9"/>
           </w:tcPr>
           <w:p>
@@ -748,7 +761,8 @@
         </w:tc>
         <w:tc>
           <w:tcPr>
-            <w:tcW w:type="dxa" w:w="2493"/>
+            <w:tcW w:type="dxa" w:w="2991"/>
+            <w:gridSpan w:val="3"/>
             <w:shd w:val="clear" w:color="auto" w:fill="D9D9D9"/>
           </w:tcPr>
           <w:p>
@@ -768,7 +782,8 @@
         </w:tc>
         <w:tc>
           <w:tcPr>
-            <w:tcW w:type="dxa" w:w="2493"/>
+            <w:tcW w:type="dxa" w:w="2991"/>
+            <w:gridSpan w:val="3"/>
             <w:shd w:val="clear" w:color="auto" w:fill="D9D9D9"/>
           </w:tcPr>
           <w:p>
@@ -788,7 +803,8 @@
         </w:tc>
         <w:tc>
           <w:tcPr>
-            <w:tcW w:type="dxa" w:w="2493"/>
+            <w:tcW w:type="dxa" w:w="1994"/>
+            <w:gridSpan w:val="2"/>
             <w:shd w:val="clear" w:color="auto" w:fill="D9D9D9"/>
           </w:tcPr>
           <w:p>
@@ -810,7 +826,8 @@
       <w:tr>
         <w:tc>
           <w:tcPr>
-            <w:tcW w:type="dxa" w:w="2493"/>
+            <w:tcW w:type="dxa" w:w="1994"/>
+            <w:gridSpan w:val="2"/>
           </w:tcPr>
           <w:p>
             <w:pPr>
@@ -829,7 +846,8 @@
         </w:tc>
         <w:tc>
           <w:tcPr>
-            <w:tcW w:type="dxa" w:w="2493"/>
+            <w:tcW w:type="dxa" w:w="2991"/>
+            <w:gridSpan w:val="3"/>
           </w:tcPr>
           <w:p>
             <w:pPr>
@@ -848,7 +866,8 @@
         </w:tc>
         <w:tc>
           <w:tcPr>
-            <w:tcW w:type="dxa" w:w="2493"/>
+            <w:tcW w:type="dxa" w:w="2991"/>
+            <w:gridSpan w:val="3"/>
           </w:tcPr>
           <w:p>
             <w:pPr>
@@ -867,7 +886,8 @@
         </w:tc>
         <w:tc>
           <w:tcPr>
-            <w:tcW w:type="dxa" w:w="2493"/>
+            <w:tcW w:type="dxa" w:w="1994"/>
+            <w:gridSpan w:val="2"/>
           </w:tcPr>
           <w:p>
             <w:pPr>
@@ -885,30 +905,34 @@
           </w:p>
         </w:tc>
       </w:tr>
-    </w:tbl>
-    <w:tbl>
-      <w:tblPr>
-        <w:tblW w:type="auto" w:w="0"/>
-        <w:tblLook w:firstColumn="1" w:firstRow="1" w:lastColumn="0" w:lastRow="0" w:noHBand="0" w:noVBand="1" w:val="04A0"/>
-        <w:tblBorders>
-          <w:top w:val="single" w:sz="4" w:space="0" w:color="000000"/>
-          <w:left w:val="single" w:sz="4" w:space="0" w:color="000000"/>
-          <w:bottom w:val="single" w:sz="4" w:space="0" w:color="000000"/>
-          <w:right w:val="single" w:sz="4" w:space="0" w:color="000000"/>
-          <w:insideH w:val="single" w:sz="4" w:space="0" w:color="000000"/>
-          <w:insideV w:val="single" w:sz="4" w:space="0" w:color="000000"/>
-        </w:tblBorders>
-        <w:tblW w:w="5000" w:type="pct"/>
-      </w:tblPr>
-      <w:tblGrid>
-        <w:gridCol w:w="3324"/>
-        <w:gridCol w:w="3324"/>
-        <w:gridCol w:w="3324"/>
-      </w:tblGrid>
       <w:tr>
         <w:tc>
           <w:tcPr>
-            <w:tcW w:type="dxa" w:w="3324"/>
+            <w:tcW w:type="dxa" w:w="9970"/>
+            <w:gridSpan w:val="10"/>
+            <w:shd w:val="clear" w:color="auto" w:fill="D9D9D9"/>
+          </w:tcPr>
+          <w:p>
+            <w:pPr>
+              <w:spacing w:before="20" w:after="20"/>
+            </w:pPr>
+            <w:r>
+              <w:rPr>
+                <w:rFonts w:ascii="Aptos" w:hAnsi="Aptos"/>
+                <w:b/>
+                <w:i w:val="0"/>
+                <w:sz w:val="22"/>
+              </w:rPr>
+              <w:t>Bilans ECTS</w:t>
+            </w:r>
+          </w:p>
+        </w:tc>
+      </w:tr>
+      <w:tr>
+        <w:tc>
+          <w:tcPr>
+            <w:tcW w:type="dxa" w:w="4985"/>
+            <w:gridSpan w:val="5"/>
             <w:shd w:val="clear" w:color="auto" w:fill="D9D9D9"/>
           </w:tcPr>
           <w:p>
@@ -928,7 +952,8 @@
         </w:tc>
         <w:tc>
           <w:tcPr>
-            <w:tcW w:type="dxa" w:w="3324"/>
+            <w:tcW w:type="dxa" w:w="2991"/>
+            <w:gridSpan w:val="3"/>
             <w:shd w:val="clear" w:color="auto" w:fill="D9D9D9"/>
           </w:tcPr>
           <w:p>
@@ -948,7 +973,8 @@
         </w:tc>
         <w:tc>
           <w:tcPr>
-            <w:tcW w:type="dxa" w:w="3324"/>
+            <w:tcW w:type="dxa" w:w="1994"/>
+            <w:gridSpan w:val="2"/>
             <w:shd w:val="clear" w:color="auto" w:fill="D9D9D9"/>
           </w:tcPr>
           <w:p>
@@ -970,7 +996,8 @@
       <w:tr>
         <w:tc>
           <w:tcPr>
-            <w:tcW w:type="dxa" w:w="3324"/>
+            <w:tcW w:type="dxa" w:w="4985"/>
+            <w:gridSpan w:val="5"/>
           </w:tcPr>
           <w:p>
             <w:pPr>
@@ -989,7 +1016,8 @@
         </w:tc>
         <w:tc>
           <w:tcPr>
-            <w:tcW w:type="dxa" w:w="3324"/>
+            <w:tcW w:type="dxa" w:w="2991"/>
+            <w:gridSpan w:val="3"/>
           </w:tcPr>
           <w:p>
             <w:pPr>
@@ -1008,7 +1036,8 @@
         </w:tc>
         <w:tc>
           <w:tcPr>
-            <w:tcW w:type="dxa" w:w="3324"/>
+            <w:tcW w:type="dxa" w:w="1994"/>
+            <w:gridSpan w:val="2"/>
           </w:tcPr>
           <w:p>
             <w:pPr>
@@ -1029,7 +1058,8 @@
       <w:tr>
         <w:tc>
           <w:tcPr>
-            <w:tcW w:type="dxa" w:w="3324"/>
+            <w:tcW w:type="dxa" w:w="4985"/>
+            <w:gridSpan w:val="5"/>
           </w:tcPr>
           <w:p>
             <w:pPr>
@@ -1048,7 +1078,8 @@
         </w:tc>
         <w:tc>
           <w:tcPr>
-            <w:tcW w:type="dxa" w:w="3324"/>
+            <w:tcW w:type="dxa" w:w="2991"/>
+            <w:gridSpan w:val="3"/>
           </w:tcPr>
           <w:p>
             <w:pPr>
@@ -1067,7 +1098,8 @@
         </w:tc>
         <w:tc>
           <w:tcPr>
-            <w:tcW w:type="dxa" w:w="3324"/>
+            <w:tcW w:type="dxa" w:w="1994"/>
+            <w:gridSpan w:val="2"/>
           </w:tcPr>
           <w:p>
             <w:pPr>
@@ -1088,7 +1120,29 @@
       <w:tr>
         <w:tc>
           <w:tcPr>
-            <w:tcW w:type="dxa" w:w="3324"/>
+            <w:tcW w:type="dxa" w:w="4985"/>
+            <w:gridSpan w:val="5"/>
+            <w:shd w:val="clear" w:color="auto" w:fill="D9D9D9"/>
+          </w:tcPr>
+          <w:p>
+            <w:pPr>
+              <w:spacing w:before="20" w:after="20"/>
+            </w:pPr>
+            <w:r>
+              <w:rPr>
+                <w:rFonts w:ascii="Aptos" w:hAnsi="Aptos"/>
+                <w:b/>
+                <w:i w:val="0"/>
+                <w:sz w:val="16"/>
+              </w:rPr>
+              <w:t>Opis samodzielnej pracy studenta</w:t>
+            </w:r>
+          </w:p>
+        </w:tc>
+        <w:tc>
+          <w:tcPr>
+            <w:tcW w:type="dxa" w:w="4985"/>
+            <w:gridSpan w:val="5"/>
           </w:tcPr>
           <w:p>
             <w:pPr>
@@ -1101,45 +1155,6 @@
                 <w:i w:val="0"/>
                 <w:sz w:val="22"/>
               </w:rPr>
-              <w:t>Suma</w:t>
-            </w:r>
-          </w:p>
-        </w:tc>
-        <w:tc>
-          <w:tcPr>
-            <w:tcW w:type="dxa" w:w="3324"/>
-          </w:tcPr>
-          <w:p>
-            <w:pPr>
-              <w:spacing w:before="20" w:after="20"/>
-            </w:pPr>
-            <w:r>
-              <w:rPr>
-                <w:rFonts w:ascii="Aptos" w:hAnsi="Aptos"/>
-                <w:b w:val="0"/>
-                <w:i w:val="0"/>
-                <w:sz w:val="22"/>
-              </w:rPr>
-              <w:t>125</w:t>
-            </w:r>
-          </w:p>
-        </w:tc>
-        <w:tc>
-          <w:tcPr>
-            <w:tcW w:type="dxa" w:w="3324"/>
-          </w:tcPr>
-          <w:p>
-            <w:pPr>
-              <w:spacing w:before="20" w:after="20"/>
-            </w:pPr>
-            <w:r>
-              <w:rPr>
-                <w:rFonts w:ascii="Aptos" w:hAnsi="Aptos"/>
-                <w:b w:val="0"/>
-                <w:i w:val="0"/>
-                <w:sz w:val="22"/>
-              </w:rPr>
-              <w:t>5</w:t>
             </w:r>
           </w:p>
         </w:tc>
@@ -2081,14 +2096,14 @@
         <w:tblW w:w="5000" w:type="pct"/>
       </w:tblPr>
       <w:tblGrid>
-        <w:gridCol w:w="3324"/>
-        <w:gridCol w:w="3324"/>
-        <w:gridCol w:w="3324"/>
+        <w:gridCol w:w="680"/>
+        <w:gridCol w:w="4536"/>
+        <w:gridCol w:w="4252"/>
       </w:tblGrid>
       <w:tr>
         <w:tc>
           <w:tcPr>
-            <w:tcW w:type="dxa" w:w="9972"/>
+            <w:tcW w:type="dxa" w:w="9468"/>
             <w:gridSpan w:val="3"/>
             <w:shd w:val="clear" w:color="auto" w:fill="D9D9D9"/>
           </w:tcPr>
@@ -2111,7 +2126,7 @@
       <w:tr>
         <w:tc>
           <w:tcPr>
-            <w:tcW w:type="dxa" w:w="3324"/>
+            <w:tcW w:type="dxa" w:w="680"/>
             <w:shd w:val="clear" w:color="auto" w:fill="D9D9D9"/>
           </w:tcPr>
           <w:p>
@@ -2131,7 +2146,7 @@
         </w:tc>
         <w:tc>
           <w:tcPr>
-            <w:tcW w:type="dxa" w:w="3324"/>
+            <w:tcW w:type="dxa" w:w="4536"/>
             <w:shd w:val="clear" w:color="auto" w:fill="D9D9D9"/>
           </w:tcPr>
           <w:p>
@@ -2151,7 +2166,7 @@
         </w:tc>
         <w:tc>
           <w:tcPr>
-            <w:tcW w:type="dxa" w:w="3324"/>
+            <w:tcW w:type="dxa" w:w="4252"/>
             <w:shd w:val="clear" w:color="auto" w:fill="D9D9D9"/>
           </w:tcPr>
           <w:p>
@@ -2173,7 +2188,7 @@
       <w:tr>
         <w:tc>
           <w:tcPr>
-            <w:tcW w:type="dxa" w:w="3324"/>
+            <w:tcW w:type="dxa" w:w="680"/>
           </w:tcPr>
           <w:p>
             <w:pPr>
@@ -2192,7 +2207,7 @@
         </w:tc>
         <w:tc>
           <w:tcPr>
-            <w:tcW w:type="dxa" w:w="3324"/>
+            <w:tcW w:type="dxa" w:w="4536"/>
           </w:tcPr>
           <w:p>
             <w:pPr>
@@ -2211,7 +2226,7 @@
         </w:tc>
         <w:tc>
           <w:tcPr>
-            <w:tcW w:type="dxa" w:w="3324"/>
+            <w:tcW w:type="dxa" w:w="4252"/>
           </w:tcPr>
           <w:p>
             <w:pPr>
@@ -2231,7 +2246,7 @@
       <w:tr>
         <w:tc>
           <w:tcPr>
-            <w:tcW w:type="dxa" w:w="3324"/>
+            <w:tcW w:type="dxa" w:w="680"/>
           </w:tcPr>
           <w:p>
             <w:pPr>
@@ -2250,7 +2265,7 @@
         </w:tc>
         <w:tc>
           <w:tcPr>
-            <w:tcW w:type="dxa" w:w="3324"/>
+            <w:tcW w:type="dxa" w:w="4536"/>
           </w:tcPr>
           <w:p>
             <w:pPr>
@@ -2269,7 +2284,7 @@
         </w:tc>
         <w:tc>
           <w:tcPr>
-            <w:tcW w:type="dxa" w:w="3324"/>
+            <w:tcW w:type="dxa" w:w="4252"/>
           </w:tcPr>
           <w:p>
             <w:pPr>
@@ -2289,7 +2304,7 @@
       <w:tr>
         <w:tc>
           <w:tcPr>
-            <w:tcW w:type="dxa" w:w="3324"/>
+            <w:tcW w:type="dxa" w:w="680"/>
           </w:tcPr>
           <w:p>
             <w:pPr>
@@ -2308,7 +2323,7 @@
         </w:tc>
         <w:tc>
           <w:tcPr>
-            <w:tcW w:type="dxa" w:w="3324"/>
+            <w:tcW w:type="dxa" w:w="4536"/>
           </w:tcPr>
           <w:p>
             <w:pPr>
@@ -2327,7 +2342,7 @@
         </w:tc>
         <w:tc>
           <w:tcPr>
-            <w:tcW w:type="dxa" w:w="3324"/>
+            <w:tcW w:type="dxa" w:w="4252"/>
           </w:tcPr>
           <w:p>
             <w:pPr>
@@ -2347,7 +2362,7 @@
       <w:tr>
         <w:tc>
           <w:tcPr>
-            <w:tcW w:type="dxa" w:w="3324"/>
+            <w:tcW w:type="dxa" w:w="680"/>
           </w:tcPr>
           <w:p>
             <w:pPr>
@@ -2366,7 +2381,7 @@
         </w:tc>
         <w:tc>
           <w:tcPr>
-            <w:tcW w:type="dxa" w:w="3324"/>
+            <w:tcW w:type="dxa" w:w="4536"/>
           </w:tcPr>
           <w:p>
             <w:pPr>
@@ -2385,7 +2400,7 @@
         </w:tc>
         <w:tc>
           <w:tcPr>
-            <w:tcW w:type="dxa" w:w="3324"/>
+            <w:tcW w:type="dxa" w:w="4252"/>
           </w:tcPr>
           <w:p>
             <w:pPr>
@@ -2405,7 +2420,7 @@
       <w:tr>
         <w:tc>
           <w:tcPr>
-            <w:tcW w:type="dxa" w:w="3324"/>
+            <w:tcW w:type="dxa" w:w="680"/>
           </w:tcPr>
           <w:p>
             <w:pPr>
@@ -2424,7 +2439,7 @@
         </w:tc>
         <w:tc>
           <w:tcPr>
-            <w:tcW w:type="dxa" w:w="3324"/>
+            <w:tcW w:type="dxa" w:w="4536"/>
           </w:tcPr>
           <w:p>
             <w:pPr>
@@ -2443,7 +2458,7 @@
         </w:tc>
         <w:tc>
           <w:tcPr>
-            <w:tcW w:type="dxa" w:w="3324"/>
+            <w:tcW w:type="dxa" w:w="4252"/>
           </w:tcPr>
           <w:p>
             <w:pPr>
@@ -2463,7 +2478,7 @@
       <w:tr>
         <w:tc>
           <w:tcPr>
-            <w:tcW w:type="dxa" w:w="3324"/>
+            <w:tcW w:type="dxa" w:w="680"/>
           </w:tcPr>
           <w:p>
             <w:pPr>
@@ -2482,7 +2497,7 @@
         </w:tc>
         <w:tc>
           <w:tcPr>
-            <w:tcW w:type="dxa" w:w="3324"/>
+            <w:tcW w:type="dxa" w:w="4536"/>
           </w:tcPr>
           <w:p>
             <w:pPr>
@@ -2501,7 +2516,7 @@
         </w:tc>
         <w:tc>
           <w:tcPr>
-            <w:tcW w:type="dxa" w:w="3324"/>
+            <w:tcW w:type="dxa" w:w="4252"/>
           </w:tcPr>
           <w:p>
             <w:pPr>
@@ -2521,7 +2536,7 @@
       <w:tr>
         <w:tc>
           <w:tcPr>
-            <w:tcW w:type="dxa" w:w="3324"/>
+            <w:tcW w:type="dxa" w:w="680"/>
           </w:tcPr>
           <w:p>
             <w:pPr>
@@ -2540,7 +2555,7 @@
         </w:tc>
         <w:tc>
           <w:tcPr>
-            <w:tcW w:type="dxa" w:w="3324"/>
+            <w:tcW w:type="dxa" w:w="4536"/>
           </w:tcPr>
           <w:p>
             <w:pPr>
@@ -2559,7 +2574,7 @@
         </w:tc>
         <w:tc>
           <w:tcPr>
-            <w:tcW w:type="dxa" w:w="3324"/>
+            <w:tcW w:type="dxa" w:w="4252"/>
           </w:tcPr>
           <w:p>
             <w:pPr>
@@ -2579,7 +2594,7 @@
       <w:tr>
         <w:tc>
           <w:tcPr>
-            <w:tcW w:type="dxa" w:w="3324"/>
+            <w:tcW w:type="dxa" w:w="680"/>
           </w:tcPr>
           <w:p>
             <w:pPr>
@@ -2598,7 +2613,7 @@
         </w:tc>
         <w:tc>
           <w:tcPr>
-            <w:tcW w:type="dxa" w:w="3324"/>
+            <w:tcW w:type="dxa" w:w="4536"/>
           </w:tcPr>
           <w:p>
             <w:pPr>
@@ -2617,7 +2632,7 @@
         </w:tc>
         <w:tc>
           <w:tcPr>
-            <w:tcW w:type="dxa" w:w="3324"/>
+            <w:tcW w:type="dxa" w:w="4252"/>
           </w:tcPr>
           <w:p>
             <w:pPr>
@@ -2637,7 +2652,7 @@
       <w:tr>
         <w:tc>
           <w:tcPr>
-            <w:tcW w:type="dxa" w:w="3324"/>
+            <w:tcW w:type="dxa" w:w="680"/>
           </w:tcPr>
           <w:p>
             <w:pPr>
@@ -2656,7 +2671,7 @@
         </w:tc>
         <w:tc>
           <w:tcPr>
-            <w:tcW w:type="dxa" w:w="3324"/>
+            <w:tcW w:type="dxa" w:w="4536"/>
           </w:tcPr>
           <w:p>
             <w:pPr>
@@ -2675,7 +2690,7 @@
         </w:tc>
         <w:tc>
           <w:tcPr>
-            <w:tcW w:type="dxa" w:w="3324"/>
+            <w:tcW w:type="dxa" w:w="4252"/>
           </w:tcPr>
           <w:p>
             <w:pPr>
@@ -2695,7 +2710,7 @@
       <w:tr>
         <w:tc>
           <w:tcPr>
-            <w:tcW w:type="dxa" w:w="3324"/>
+            <w:tcW w:type="dxa" w:w="680"/>
           </w:tcPr>
           <w:p>
             <w:pPr>
@@ -2714,7 +2729,7 @@
         </w:tc>
         <w:tc>
           <w:tcPr>
-            <w:tcW w:type="dxa" w:w="3324"/>
+            <w:tcW w:type="dxa" w:w="4536"/>
           </w:tcPr>
           <w:p>
             <w:pPr>
@@ -2733,7 +2748,7 @@
         </w:tc>
         <w:tc>
           <w:tcPr>
-            <w:tcW w:type="dxa" w:w="3324"/>
+            <w:tcW w:type="dxa" w:w="4252"/>
           </w:tcPr>
           <w:p>
             <w:pPr>
@@ -2753,7 +2768,7 @@
       <w:tr>
         <w:tc>
           <w:tcPr>
-            <w:tcW w:type="dxa" w:w="3324"/>
+            <w:tcW w:type="dxa" w:w="680"/>
           </w:tcPr>
           <w:p>
             <w:pPr>
@@ -2772,7 +2787,7 @@
         </w:tc>
         <w:tc>
           <w:tcPr>
-            <w:tcW w:type="dxa" w:w="3324"/>
+            <w:tcW w:type="dxa" w:w="4536"/>
           </w:tcPr>
           <w:p>
             <w:pPr>
@@ -2791,7 +2806,7 @@
         </w:tc>
         <w:tc>
           <w:tcPr>
-            <w:tcW w:type="dxa" w:w="3324"/>
+            <w:tcW w:type="dxa" w:w="4252"/>
           </w:tcPr>
           <w:p>
             <w:pPr>
@@ -2811,7 +2826,7 @@
       <w:tr>
         <w:tc>
           <w:tcPr>
-            <w:tcW w:type="dxa" w:w="3324"/>
+            <w:tcW w:type="dxa" w:w="680"/>
           </w:tcPr>
           <w:p>
             <w:pPr>
@@ -2830,7 +2845,7 @@
         </w:tc>
         <w:tc>
           <w:tcPr>
-            <w:tcW w:type="dxa" w:w="3324"/>
+            <w:tcW w:type="dxa" w:w="4536"/>
           </w:tcPr>
           <w:p>
             <w:pPr>
@@ -2849,7 +2864,7 @@
         </w:tc>
         <w:tc>
           <w:tcPr>
-            <w:tcW w:type="dxa" w:w="3324"/>
+            <w:tcW w:type="dxa" w:w="4252"/>
           </w:tcPr>
           <w:p>
             <w:pPr>
@@ -3271,6 +3286,7 @@
                 <w:i w:val="0"/>
                 <w:sz w:val="22"/>
               </w:rPr>
+              <w:t>warsztaty; Kryteria oceny; Laboratorium/Projekt; Niewielkie praktyczne zadania programistyczne składające się na duży projekt powstający w sposób przyrostowy. Każde zadanie jest oceniane pozytywnie lub nie i  punktowane w zależności od terminu dostarczenia. Projekt prowadzony z wykorzystaniem narzędzia git. Podstawowy język programowania to C++. Każde zadanie musi być obronione.; Skala ocen:; Poniżej 50% - ndst; Od 50% - dst; Od 60% - dst+; Od 70% - db; Od 80% - db+; Od 90% - bdb</w:t>
             </w:r>
           </w:p>
         </w:tc>
@@ -3328,6 +3344,7 @@
                 <w:i w:val="0"/>
                 <w:sz w:val="22"/>
               </w:rPr>
+              <w:t>warsztaty; Kryteria oceny; Laboratorium/Projekt; Niewielkie praktyczne zadania programistyczne składające się na duży projekt powstający w sposób przyrostowy. Każde zadanie jest oceniane pozytywnie lub nie i  punktowane w zależności od terminu dostarczenia. Projekt prowadzony z wykorzystaniem narzędzia git. Podstawowy język programowania to C++. Każde zadanie musi być obronione.; Skala ocen:; Poniżej 50% - ndst; Od 50% - dst; Od 60% - dst+; Od 70% - db; Od 80% - db+; Od 90% - bdb</w:t>
             </w:r>
           </w:p>
         </w:tc>
@@ -3490,6 +3507,7 @@
                 <w:i w:val="0"/>
                 <w:sz w:val="22"/>
               </w:rPr>
+              <w:t>warsztaty; Kryteria oceny; Laboratorium/Projekt; Niewielkie praktyczne zadania programistyczne składające się na duży projekt powstający w sposób przyrostowy. Każde zadanie jest oceniane pozytywnie lub nie i  punktowane w zależności od terminu dostarczenia. Projekt prowadzony z wykorzystaniem narzędzia git. Podstawowy język programowania to C++. Każde zadanie musi być obronione.; Skala ocen:; Poniżej 50% - ndst; Od 50% - dst; Od 60% - dst+; Od 70% - db; Od 80% - db+; Od 90% - bdb</w:t>
             </w:r>
           </w:p>
         </w:tc>
@@ -3547,6 +3565,7 @@
                 <w:i w:val="0"/>
                 <w:sz w:val="22"/>
               </w:rPr>
+              <w:t>warsztaty; Kryteria oceny; Laboratorium/Projekt; Niewielkie praktyczne zadania programistyczne składające się na duży projekt powstający w sposób przyrostowy. Każde zadanie jest oceniane pozytywnie lub nie i  punktowane w zależności od terminu dostarczenia. Projekt prowadzony z wykorzystaniem narzędzia git. Podstawowy język programowania to C++. Każde zadanie musi być obronione.; Skala ocen:; Poniżej 50% - ndst; Od 50% - dst; Od 60% - dst+; Od 70% - db; Od 80% - db+; Od 90% - bdb</w:t>
             </w:r>
           </w:p>
         </w:tc>
@@ -3709,6 +3728,7 @@
                 <w:i w:val="0"/>
                 <w:sz w:val="22"/>
               </w:rPr>
+              <w:t>warsztaty; Kryteria oceny; Laboratorium/Projekt; Niewielkie praktyczne zadania programistyczne składające się na duży projekt powstający w sposób przyrostowy. Każde zadanie jest oceniane pozytywnie lub nie i  punktowane w zależności od terminu dostarczenia. Projekt prowadzony z wykorzystaniem narzędzia git. Podstawowy język programowania to C++. Każde zadanie musi być obronione.; Skala ocen:; Poniżej 50% - ndst; Od 50% - dst; Od 60% - dst+; Od 70% - db; Od 80% - db+; Od 90% - bdb</w:t>
             </w:r>
           </w:p>
         </w:tc>
@@ -3766,6 +3786,7 @@
                 <w:i w:val="0"/>
                 <w:sz w:val="22"/>
               </w:rPr>
+              <w:t>warsztaty; Kryteria oceny; Laboratorium/Projekt; Niewielkie praktyczne zadania programistyczne składające się na duży projekt powstający w sposób przyrostowy. Każde zadanie jest oceniane pozytywnie lub nie i  punktowane w zależności od terminu dostarczenia. Projekt prowadzony z wykorzystaniem narzędzia git. Podstawowy język programowania to C++. Każde zadanie musi być obronione.; Skala ocen:; Poniżej 50% - ndst; Od 50% - dst; Od 60% - dst+; Od 70% - db; Od 80% - db+; Od 90% - bdb</w:t>
             </w:r>
           </w:p>
         </w:tc>
@@ -3871,62 +3892,6 @@
                 <w:sz w:val="16"/>
               </w:rPr>
               <w:t>Wyposażenie specjalistyczne konieczne do realizacji przedmiotu</w:t>
-            </w:r>
-          </w:p>
-        </w:tc>
-      </w:tr>
-      <w:tr>
-        <w:tc>
-          <w:tcPr>
-            <w:tcW w:type="dxa" w:w="3324"/>
-          </w:tcPr>
-          <w:p>
-            <w:pPr>
-              <w:spacing w:before="20" w:after="20"/>
-            </w:pPr>
-            <w:r>
-              <w:rPr>
-                <w:rFonts w:ascii="Aptos" w:hAnsi="Aptos"/>
-                <w:b w:val="0"/>
-                <w:i w:val="0"/>
-                <w:sz w:val="22"/>
-              </w:rPr>
-            </w:r>
-          </w:p>
-        </w:tc>
-        <w:tc>
-          <w:tcPr>
-            <w:tcW w:type="dxa" w:w="3324"/>
-          </w:tcPr>
-          <w:p>
-            <w:pPr>
-              <w:spacing w:before="20" w:after="20"/>
-            </w:pPr>
-            <w:r>
-              <w:rPr>
-                <w:rFonts w:ascii="Aptos" w:hAnsi="Aptos"/>
-                <w:b w:val="0"/>
-                <w:i w:val="0"/>
-                <w:sz w:val="22"/>
-              </w:rPr>
-            </w:r>
-          </w:p>
-        </w:tc>
-        <w:tc>
-          <w:tcPr>
-            <w:tcW w:type="dxa" w:w="3324"/>
-          </w:tcPr>
-          <w:p>
-            <w:pPr>
-              <w:spacing w:before="20" w:after="20"/>
-            </w:pPr>
-            <w:r>
-              <w:rPr>
-                <w:rFonts w:ascii="Aptos" w:hAnsi="Aptos"/>
-                <w:b w:val="0"/>
-                <w:i w:val="0"/>
-                <w:sz w:val="22"/>
-              </w:rPr>
             </w:r>
           </w:p>
         </w:tc>

--- a/public/assets/files/niestacjonarne/MHE.docx
+++ b/public/assets/files/niestacjonarne/MHE.docx
@@ -1155,6 +1155,7 @@
                 <w:i w:val="0"/>
                 <w:sz w:val="22"/>
               </w:rPr>
+              <w:t>Implementacja zadań z metaheurystyk w C++ (algorytmy ewolucyjne, symulowane wyżarzanie itp.); prowadzenie repozytorium git; obrona kolejnych zadań zaliczeniowych.</w:t>
             </w:r>
           </w:p>
         </w:tc>
@@ -1265,7 +1266,84 @@
           <w:tcPr>
             <w:tcW w:type="dxa" w:w="9972"/>
           </w:tcPr>
-          <w:p/>
+          <w:p>
+            <w:pPr>
+              <w:spacing w:before="20" w:after="20"/>
+            </w:pPr>
+            <w:r>
+              <w:rPr>
+                <w:rFonts w:ascii="Aptos" w:hAnsi="Aptos"/>
+                <w:b/>
+                <w:sz w:val="22"/>
+              </w:rPr>
+              <w:t>Wykład:</w:t>
+            </w:r>
+          </w:p>
+          <w:p>
+            <w:pPr>
+              <w:spacing w:before="20" w:after="20"/>
+            </w:pPr>
+            <w:r>
+              <w:rPr>
+                <w:rFonts w:ascii="Aptos" w:hAnsi="Aptos"/>
+                <w:b w:val="0"/>
+                <w:sz w:val="22"/>
+              </w:rPr>
+              <w:t>• wykład z prezentacją multimedialną</w:t>
+            </w:r>
+          </w:p>
+          <w:p>
+            <w:pPr>
+              <w:spacing w:before="20" w:after="20"/>
+            </w:pPr>
+            <w:r>
+              <w:rPr>
+                <w:rFonts w:ascii="Aptos" w:hAnsi="Aptos"/>
+                <w:b w:val="0"/>
+                <w:sz w:val="22"/>
+              </w:rPr>
+              <w:t>• wykład z prezentacją oprogramowania</w:t>
+            </w:r>
+          </w:p>
+          <w:p>
+            <w:pPr>
+              <w:spacing w:before="20" w:after="20"/>
+            </w:pPr>
+            <w:r>
+              <w:rPr>
+                <w:rFonts w:ascii="Aptos" w:hAnsi="Aptos"/>
+                <w:b/>
+                <w:sz w:val="22"/>
+              </w:rPr>
+              <w:t>Ćwiczenia / Laboratorium:</w:t>
+            </w:r>
+          </w:p>
+          <w:p>
+            <w:pPr>
+              <w:spacing w:before="20" w:after="20"/>
+            </w:pPr>
+            <w:r>
+              <w:rPr>
+                <w:rFonts w:ascii="Aptos" w:hAnsi="Aptos"/>
+                <w:b w:val="0"/>
+                <w:sz w:val="22"/>
+              </w:rPr>
+              <w:t>• metoda projektów (projekt praktyczny)</w:t>
+            </w:r>
+          </w:p>
+          <w:p>
+            <w:pPr>
+              <w:spacing w:before="20" w:after="20"/>
+            </w:pPr>
+            <w:r>
+              <w:rPr>
+                <w:rFonts w:ascii="Aptos" w:hAnsi="Aptos"/>
+                <w:b w:val="0"/>
+                <w:sz w:val="22"/>
+              </w:rPr>
+              <w:t>• warsztaty</w:t>
+            </w:r>
+          </w:p>
         </w:tc>
       </w:tr>
     </w:tbl>
@@ -1514,129 +1592,10 @@
             <w:r>
               <w:rPr>
                 <w:rFonts w:ascii="Aptos" w:hAnsi="Aptos"/>
+                <w:b w:val="0"/>
+                <w:i w:val="0"/>
                 <w:sz w:val="22"/>
               </w:rPr>
-              <w:t>1. warsztaty</w:t>
-            </w:r>
-          </w:p>
-          <w:p>
-            <w:pPr>
-              <w:spacing w:before="20" w:after="20"/>
-            </w:pPr>
-            <w:r>
-              <w:rPr>
-                <w:rFonts w:ascii="Aptos" w:hAnsi="Aptos"/>
-                <w:sz w:val="22"/>
-              </w:rPr>
-              <w:t>2. Kryteria oceny</w:t>
-            </w:r>
-          </w:p>
-          <w:p>
-            <w:pPr>
-              <w:spacing w:before="20" w:after="20"/>
-            </w:pPr>
-            <w:r>
-              <w:rPr>
-                <w:rFonts w:ascii="Aptos" w:hAnsi="Aptos"/>
-                <w:sz w:val="22"/>
-              </w:rPr>
-              <w:t>3. Laboratorium/Projekt</w:t>
-            </w:r>
-          </w:p>
-          <w:p>
-            <w:pPr>
-              <w:spacing w:before="20" w:after="20"/>
-            </w:pPr>
-            <w:r>
-              <w:rPr>
-                <w:rFonts w:ascii="Aptos" w:hAnsi="Aptos"/>
-                <w:sz w:val="22"/>
-              </w:rPr>
-              <w:t>4. Niewielkie praktyczne zadania programistyczne składające się na duży projekt powstający w sposób przyrostowy. Każde zadanie jest oceniane pozytywnie lub nie i  punktowane w zależności od terminu dostarczenia. Projekt prowadzony z wykorzystaniem narzędzia git. Podstawowy język programowania to C++. Każde zadanie musi być obronione.</w:t>
-            </w:r>
-          </w:p>
-          <w:p>
-            <w:pPr>
-              <w:spacing w:before="20" w:after="20"/>
-            </w:pPr>
-            <w:r>
-              <w:rPr>
-                <w:rFonts w:ascii="Aptos" w:hAnsi="Aptos"/>
-                <w:sz w:val="22"/>
-              </w:rPr>
-              <w:t>5. Skala ocen:</w:t>
-            </w:r>
-          </w:p>
-          <w:p>
-            <w:pPr>
-              <w:spacing w:before="20" w:after="20"/>
-            </w:pPr>
-            <w:r>
-              <w:rPr>
-                <w:rFonts w:ascii="Aptos" w:hAnsi="Aptos"/>
-                <w:sz w:val="22"/>
-              </w:rPr>
-              <w:t>6. Poniżej 50% - ndst</w:t>
-            </w:r>
-          </w:p>
-          <w:p>
-            <w:pPr>
-              <w:spacing w:before="20" w:after="20"/>
-            </w:pPr>
-            <w:r>
-              <w:rPr>
-                <w:rFonts w:ascii="Aptos" w:hAnsi="Aptos"/>
-                <w:sz w:val="22"/>
-              </w:rPr>
-              <w:t>7. Od 50% - dst</w:t>
-            </w:r>
-          </w:p>
-          <w:p>
-            <w:pPr>
-              <w:spacing w:before="20" w:after="20"/>
-            </w:pPr>
-            <w:r>
-              <w:rPr>
-                <w:rFonts w:ascii="Aptos" w:hAnsi="Aptos"/>
-                <w:sz w:val="22"/>
-              </w:rPr>
-              <w:t>8. Od 60% - dst+</w:t>
-            </w:r>
-          </w:p>
-          <w:p>
-            <w:pPr>
-              <w:spacing w:before="20" w:after="20"/>
-            </w:pPr>
-            <w:r>
-              <w:rPr>
-                <w:rFonts w:ascii="Aptos" w:hAnsi="Aptos"/>
-                <w:sz w:val="22"/>
-              </w:rPr>
-              <w:t>9. Od 70% - db</w:t>
-            </w:r>
-          </w:p>
-          <w:p>
-            <w:pPr>
-              <w:spacing w:before="20" w:after="20"/>
-            </w:pPr>
-            <w:r>
-              <w:rPr>
-                <w:rFonts w:ascii="Aptos" w:hAnsi="Aptos"/>
-                <w:sz w:val="22"/>
-              </w:rPr>
-              <w:t>10. Od 80% - db+</w:t>
-            </w:r>
-          </w:p>
-          <w:p>
-            <w:pPr>
-              <w:spacing w:before="20" w:after="20"/>
-            </w:pPr>
-            <w:r>
-              <w:rPr>
-                <w:rFonts w:ascii="Aptos" w:hAnsi="Aptos"/>
-                <w:sz w:val="22"/>
-              </w:rPr>
-              <w:t>11. Od 90% - bdb</w:t>
             </w:r>
           </w:p>
         </w:tc>
@@ -1653,7 +1612,7 @@
                 <w:rFonts w:ascii="Aptos" w:hAnsi="Aptos"/>
                 <w:sz w:val="22"/>
               </w:rPr>
-              <w:t>1. warsztaty</w:t>
+              <w:t>1. ocena sporządzonego oprogramowania</w:t>
             </w:r>
           </w:p>
           <w:p>
@@ -1665,115 +1624,7 @@
                 <w:rFonts w:ascii="Aptos" w:hAnsi="Aptos"/>
                 <w:sz w:val="22"/>
               </w:rPr>
-              <w:t>2. Kryteria oceny</w:t>
-            </w:r>
-          </w:p>
-          <w:p>
-            <w:pPr>
-              <w:spacing w:before="20" w:after="20"/>
-            </w:pPr>
-            <w:r>
-              <w:rPr>
-                <w:rFonts w:ascii="Aptos" w:hAnsi="Aptos"/>
-                <w:sz w:val="22"/>
-              </w:rPr>
-              <w:t>3. Laboratorium/Projekt</w:t>
-            </w:r>
-          </w:p>
-          <w:p>
-            <w:pPr>
-              <w:spacing w:before="20" w:after="20"/>
-            </w:pPr>
-            <w:r>
-              <w:rPr>
-                <w:rFonts w:ascii="Aptos" w:hAnsi="Aptos"/>
-                <w:sz w:val="22"/>
-              </w:rPr>
-              <w:t>4. Niewielkie praktyczne zadania programistyczne składające się na duży projekt powstający w sposób przyrostowy. Każde zadanie jest oceniane pozytywnie lub nie i  punktowane w zależności od terminu dostarczenia. Projekt prowadzony z wykorzystaniem narzędzia git. Podstawowy język programowania to C++. Każde zadanie musi być obronione.</w:t>
-            </w:r>
-          </w:p>
-          <w:p>
-            <w:pPr>
-              <w:spacing w:before="20" w:after="20"/>
-            </w:pPr>
-            <w:r>
-              <w:rPr>
-                <w:rFonts w:ascii="Aptos" w:hAnsi="Aptos"/>
-                <w:sz w:val="22"/>
-              </w:rPr>
-              <w:t>5. Skala ocen:</w:t>
-            </w:r>
-          </w:p>
-          <w:p>
-            <w:pPr>
-              <w:spacing w:before="20" w:after="20"/>
-            </w:pPr>
-            <w:r>
-              <w:rPr>
-                <w:rFonts w:ascii="Aptos" w:hAnsi="Aptos"/>
-                <w:sz w:val="22"/>
-              </w:rPr>
-              <w:t>6. Poniżej 50% - ndst</w:t>
-            </w:r>
-          </w:p>
-          <w:p>
-            <w:pPr>
-              <w:spacing w:before="20" w:after="20"/>
-            </w:pPr>
-            <w:r>
-              <w:rPr>
-                <w:rFonts w:ascii="Aptos" w:hAnsi="Aptos"/>
-                <w:sz w:val="22"/>
-              </w:rPr>
-              <w:t>7. Od 50% - dst</w:t>
-            </w:r>
-          </w:p>
-          <w:p>
-            <w:pPr>
-              <w:spacing w:before="20" w:after="20"/>
-            </w:pPr>
-            <w:r>
-              <w:rPr>
-                <w:rFonts w:ascii="Aptos" w:hAnsi="Aptos"/>
-                <w:sz w:val="22"/>
-              </w:rPr>
-              <w:t>8. Od 60% - dst+</w:t>
-            </w:r>
-          </w:p>
-          <w:p>
-            <w:pPr>
-              <w:spacing w:before="20" w:after="20"/>
-            </w:pPr>
-            <w:r>
-              <w:rPr>
-                <w:rFonts w:ascii="Aptos" w:hAnsi="Aptos"/>
-                <w:sz w:val="22"/>
-              </w:rPr>
-              <w:t>9. Od 70% - db</w:t>
-            </w:r>
-          </w:p>
-          <w:p>
-            <w:pPr>
-              <w:spacing w:before="20" w:after="20"/>
-            </w:pPr>
-            <w:r>
-              <w:rPr>
-                <w:rFonts w:ascii="Aptos" w:hAnsi="Aptos"/>
-                <w:sz w:val="22"/>
-              </w:rPr>
-              <w:t>10. Od 80% - db+</w:t>
-            </w:r>
-          </w:p>
-          <w:p>
-            <w:pPr>
-              <w:spacing w:before="20" w:after="20"/>
-            </w:pPr>
-            <w:r>
-              <w:rPr>
-                <w:rFonts w:ascii="Aptos" w:hAnsi="Aptos"/>
-                <w:sz w:val="22"/>
-              </w:rPr>
-              <w:t>11. Od 90% - bdb</w:t>
+              <w:t>2. ocena pracy podczas ćwiczenia</w:t>
             </w:r>
           </w:p>
         </w:tc>
@@ -3286,7 +3137,7 @@
                 <w:i w:val="0"/>
                 <w:sz w:val="22"/>
               </w:rPr>
-              <w:t>warsztaty; Kryteria oceny; Laboratorium/Projekt; Niewielkie praktyczne zadania programistyczne składające się na duży projekt powstający w sposób przyrostowy. Każde zadanie jest oceniane pozytywnie lub nie i  punktowane w zależności od terminu dostarczenia. Projekt prowadzony z wykorzystaniem narzędzia git. Podstawowy język programowania to C++. Każde zadanie musi być obronione.; Skala ocen:; Poniżej 50% - ndst; Od 50% - dst; Od 60% - dst+; Od 70% - db; Od 80% - db+; Od 90% - bdb</w:t>
+              <w:t>ocena sporządzonego oprogramowania; ocena pracy podczas ćwiczenia</w:t>
             </w:r>
           </w:p>
         </w:tc>
@@ -3344,7 +3195,7 @@
                 <w:i w:val="0"/>
                 <w:sz w:val="22"/>
               </w:rPr>
-              <w:t>warsztaty; Kryteria oceny; Laboratorium/Projekt; Niewielkie praktyczne zadania programistyczne składające się na duży projekt powstający w sposób przyrostowy. Każde zadanie jest oceniane pozytywnie lub nie i  punktowane w zależności od terminu dostarczenia. Projekt prowadzony z wykorzystaniem narzędzia git. Podstawowy język programowania to C++. Każde zadanie musi być obronione.; Skala ocen:; Poniżej 50% - ndst; Od 50% - dst; Od 60% - dst+; Od 70% - db; Od 80% - db+; Od 90% - bdb</w:t>
+              <w:t>ocena sporządzonego oprogramowania; ocena pracy podczas ćwiczenia</w:t>
             </w:r>
           </w:p>
         </w:tc>
@@ -3507,7 +3358,7 @@
                 <w:i w:val="0"/>
                 <w:sz w:val="22"/>
               </w:rPr>
-              <w:t>warsztaty; Kryteria oceny; Laboratorium/Projekt; Niewielkie praktyczne zadania programistyczne składające się na duży projekt powstający w sposób przyrostowy. Każde zadanie jest oceniane pozytywnie lub nie i  punktowane w zależności od terminu dostarczenia. Projekt prowadzony z wykorzystaniem narzędzia git. Podstawowy język programowania to C++. Każde zadanie musi być obronione.; Skala ocen:; Poniżej 50% - ndst; Od 50% - dst; Od 60% - dst+; Od 70% - db; Od 80% - db+; Od 90% - bdb</w:t>
+              <w:t>ocena sporządzonego oprogramowania; ocena pracy podczas ćwiczenia</w:t>
             </w:r>
           </w:p>
         </w:tc>
@@ -3565,7 +3416,7 @@
                 <w:i w:val="0"/>
                 <w:sz w:val="22"/>
               </w:rPr>
-              <w:t>warsztaty; Kryteria oceny; Laboratorium/Projekt; Niewielkie praktyczne zadania programistyczne składające się na duży projekt powstający w sposób przyrostowy. Każde zadanie jest oceniane pozytywnie lub nie i  punktowane w zależności od terminu dostarczenia. Projekt prowadzony z wykorzystaniem narzędzia git. Podstawowy język programowania to C++. Każde zadanie musi być obronione.; Skala ocen:; Poniżej 50% - ndst; Od 50% - dst; Od 60% - dst+; Od 70% - db; Od 80% - db+; Od 90% - bdb</w:t>
+              <w:t>ocena sporządzonego oprogramowania; ocena pracy podczas ćwiczenia</w:t>
             </w:r>
           </w:p>
         </w:tc>
@@ -3728,7 +3579,7 @@
                 <w:i w:val="0"/>
                 <w:sz w:val="22"/>
               </w:rPr>
-              <w:t>warsztaty; Kryteria oceny; Laboratorium/Projekt; Niewielkie praktyczne zadania programistyczne składające się na duży projekt powstający w sposób przyrostowy. Każde zadanie jest oceniane pozytywnie lub nie i  punktowane w zależności od terminu dostarczenia. Projekt prowadzony z wykorzystaniem narzędzia git. Podstawowy język programowania to C++. Każde zadanie musi być obronione.; Skala ocen:; Poniżej 50% - ndst; Od 50% - dst; Od 60% - dst+; Od 70% - db; Od 80% - db+; Od 90% - bdb</w:t>
+              <w:t>ocena sporządzonego oprogramowania; ocena pracy podczas ćwiczenia</w:t>
             </w:r>
           </w:p>
         </w:tc>
@@ -3786,7 +3637,7 @@
                 <w:i w:val="0"/>
                 <w:sz w:val="22"/>
               </w:rPr>
-              <w:t>warsztaty; Kryteria oceny; Laboratorium/Projekt; Niewielkie praktyczne zadania programistyczne składające się na duży projekt powstający w sposób przyrostowy. Każde zadanie jest oceniane pozytywnie lub nie i  punktowane w zależności od terminu dostarczenia. Projekt prowadzony z wykorzystaniem narzędzia git. Podstawowy język programowania to C++. Każde zadanie musi być obronione.; Skala ocen:; Poniżej 50% - ndst; Od 50% - dst; Od 60% - dst+; Od 70% - db; Od 80% - db+; Od 90% - bdb</w:t>
+              <w:t>ocena sporządzonego oprogramowania; ocena pracy podczas ćwiczenia</w:t>
             </w:r>
           </w:p>
         </w:tc>
